--- a/dji_command_root/templates/report_template.docx
+++ b/dji_command_root/templates/report_template.docx
@@ -175,7 +175,9 @@
           </w:tcPr>
           <w:p>
             <w:r>
-              <w:t>{% tr for item in anomalies %}{{ loop.index }}</w:t>
+              <w:t>{% tr for item in anomalies %}</w:t>
+              <w:br/>
+              <w:t>{{ loop.index }}</w:t>
             </w:r>
           </w:p>
         </w:tc>
@@ -215,7 +217,9 @@
           </w:tcPr>
           <w:p>
             <w:r>
-              <w:t>{{ item.longitude }}, {{ item.latitude }}{% tr endfor %}</w:t>
+              <w:t>{{ item.longitude }}, {{ item.latitude }}</w:t>
+              <w:br/>
+              <w:t>{% tr endfor %}</w:t>
             </w:r>
           </w:p>
         </w:tc>

--- a/dji_command_root/templates/report_template.docx
+++ b/dji_command_root/templates/report_template.docx
@@ -175,7 +175,7 @@
           </w:tcPr>
           <w:p>
             <w:r>
-              <w:t>{% tr for item in anomalies %}</w:t>
+              <w:t>{% for item in anomalies %}</w:t>
               <w:br/>
               <w:t>{{ loop.index }}</w:t>
             </w:r>
@@ -219,7 +219,7 @@
             <w:r>
               <w:t>{{ item.longitude }}, {{ item.latitude }}</w:t>
               <w:br/>
-              <w:t>{% tr endfor %}</w:t>
+              <w:t>{% endfor %}</w:t>
             </w:r>
           </w:p>
         </w:tc>

--- a/dji_command_root/templates/report_template.docx
+++ b/dji_command_root/templates/report_template.docx
@@ -110,16 +110,16 @@
         <w:tblLook w:firstColumn="1" w:firstRow="1" w:lastColumn="0" w:lastRow="0" w:noHBand="0" w:noVBand="1" w:val="04A0"/>
       </w:tblPr>
       <w:tblGrid>
-        <w:gridCol w:w="1728"/>
-        <w:gridCol w:w="1728"/>
-        <w:gridCol w:w="1728"/>
-        <w:gridCol w:w="1728"/>
-        <w:gridCol w:w="1728"/>
+        <w:gridCol w:w="850"/>
+        <w:gridCol w:w="2268"/>
+        <w:gridCol w:w="1701"/>
+        <w:gridCol w:w="2835"/>
+        <w:gridCol w:w="2268"/>
       </w:tblGrid>
       <w:tr>
         <w:tc>
           <w:tcPr>
-            <w:tcW w:type="dxa" w:w="1728"/>
+            <w:tcW w:type="dxa" w:w="850"/>
           </w:tcPr>
           <w:p>
             <w:r>
@@ -129,7 +129,7 @@
         </w:tc>
         <w:tc>
           <w:tcPr>
-            <w:tcW w:type="dxa" w:w="1728"/>
+            <w:tcW w:type="dxa" w:w="2268"/>
           </w:tcPr>
           <w:p>
             <w:r>
@@ -139,17 +139,17 @@
         </w:tc>
         <w:tc>
           <w:tcPr>
-            <w:tcW w:type="dxa" w:w="1728"/>
+            <w:tcW w:type="dxa" w:w="1701"/>
           </w:tcPr>
           <w:p>
             <w:r>
-              <w:t>异常类型/级别</w:t>
+              <w:t>任务类型</w:t>
             </w:r>
           </w:p>
         </w:tc>
         <w:tc>
           <w:tcPr>
-            <w:tcW w:type="dxa" w:w="1728"/>
+            <w:tcW w:type="dxa" w:w="2835"/>
           </w:tcPr>
           <w:p>
             <w:r>
@@ -159,7 +159,7 @@
         </w:tc>
         <w:tc>
           <w:tcPr>
-            <w:tcW w:type="dxa" w:w="1728"/>
+            <w:tcW w:type="dxa" w:w="2268"/>
           </w:tcPr>
           <w:p>
             <w:r>
@@ -171,19 +171,17 @@
       <w:tr>
         <w:tc>
           <w:tcPr>
-            <w:tcW w:type="dxa" w:w="1728"/>
+            <w:tcW w:type="dxa" w:w="850"/>
           </w:tcPr>
           <w:p>
             <w:r>
-              <w:t>{% for item in anomalies %}</w:t>
-              <w:br/>
-              <w:t>{{ loop.index }}</w:t>
+              <w:t>{% tr for item in anomalies %}{{ loop.index }}</w:t>
             </w:r>
           </w:p>
         </w:tc>
         <w:tc>
           <w:tcPr>
-            <w:tcW w:type="dxa" w:w="1728"/>
+            <w:tcW w:type="dxa" w:w="2268"/>
           </w:tcPr>
           <w:p>
             <w:r>
@@ -193,17 +191,17 @@
         </w:tc>
         <w:tc>
           <w:tcPr>
-            <w:tcW w:type="dxa" w:w="1728"/>
+            <w:tcW w:type="dxa" w:w="1701"/>
           </w:tcPr>
           <w:p>
             <w:r>
-              <w:t>{{ item.level }}</w:t>
+              <w:t>{{ task_type }}</w:t>
             </w:r>
           </w:p>
         </w:tc>
         <w:tc>
           <w:tcPr>
-            <w:tcW w:type="dxa" w:w="1728"/>
+            <w:tcW w:type="dxa" w:w="2835"/>
           </w:tcPr>
           <w:p>
             <w:r>
@@ -213,13 +211,11 @@
         </w:tc>
         <w:tc>
           <w:tcPr>
-            <w:tcW w:type="dxa" w:w="1728"/>
+            <w:tcW w:type="dxa" w:w="2268"/>
           </w:tcPr>
           <w:p>
             <w:r>
-              <w:t>{{ item.longitude }}, {{ item.latitude }}</w:t>
-              <w:br/>
-              <w:t>{% endfor %}</w:t>
+              <w:t>{{ item.longitude }}, {{ item.latitude }}{% tr endfor %}</w:t>
             </w:r>
           </w:p>
         </w:tc>

--- a/dji_command_root/templates/report_template.docx
+++ b/dji_command_root/templates/report_template.docx
@@ -143,7 +143,7 @@
           </w:tcPr>
           <w:p>
             <w:r>
-              <w:t>任务类型</w:t>
+              <w:t>异常级别</w:t>
             </w:r>
           </w:p>
         </w:tc>
@@ -175,7 +175,43 @@
           </w:tcPr>
           <w:p>
             <w:r>
-              <w:t>{% tr for item in anomalies %}{{ loop.index }}</w:t>
+              <w:t>{%tr for item in anomalies %}</w:t>
+            </w:r>
+          </w:p>
+        </w:tc>
+        <w:tc>
+          <w:tcPr>
+            <w:tcW w:type="dxa" w:w="2268"/>
+          </w:tcPr>
+          <w:p/>
+        </w:tc>
+        <w:tc>
+          <w:tcPr>
+            <w:tcW w:type="dxa" w:w="1701"/>
+          </w:tcPr>
+          <w:p/>
+        </w:tc>
+        <w:tc>
+          <w:tcPr>
+            <w:tcW w:type="dxa" w:w="2835"/>
+          </w:tcPr>
+          <w:p/>
+        </w:tc>
+        <w:tc>
+          <w:tcPr>
+            <w:tcW w:type="dxa" w:w="2268"/>
+          </w:tcPr>
+          <w:p/>
+        </w:tc>
+      </w:tr>
+      <w:tr>
+        <w:tc>
+          <w:tcPr>
+            <w:tcW w:type="dxa" w:w="850"/>
+          </w:tcPr>
+          <w:p>
+            <w:r>
+              <w:t>{{ loop.index }}</w:t>
             </w:r>
           </w:p>
         </w:tc>
@@ -195,7 +231,7 @@
           </w:tcPr>
           <w:p>
             <w:r>
-              <w:t>{{ task_type }}</w:t>
+              <w:t>{{ item.level }}</w:t>
             </w:r>
           </w:p>
         </w:tc>
@@ -215,9 +251,45 @@
           </w:tcPr>
           <w:p>
             <w:r>
-              <w:t>{{ item.longitude }}, {{ item.latitude }}{% tr endfor %}</w:t>
+              <w:t>{{ item.longitude }}, {{ item.latitude }}</w:t>
             </w:r>
           </w:p>
+        </w:tc>
+      </w:tr>
+      <w:tr>
+        <w:tc>
+          <w:tcPr>
+            <w:tcW w:type="dxa" w:w="850"/>
+          </w:tcPr>
+          <w:p>
+            <w:r>
+              <w:t>{%tr endfor %}</w:t>
+            </w:r>
+          </w:p>
+        </w:tc>
+        <w:tc>
+          <w:tcPr>
+            <w:tcW w:type="dxa" w:w="2268"/>
+          </w:tcPr>
+          <w:p/>
+        </w:tc>
+        <w:tc>
+          <w:tcPr>
+            <w:tcW w:type="dxa" w:w="1701"/>
+          </w:tcPr>
+          <w:p/>
+        </w:tc>
+        <w:tc>
+          <w:tcPr>
+            <w:tcW w:type="dxa" w:w="2835"/>
+          </w:tcPr>
+          <w:p/>
+        </w:tc>
+        <w:tc>
+          <w:tcPr>
+            <w:tcW w:type="dxa" w:w="2268"/>
+          </w:tcPr>
+          <w:p/>
         </w:tc>
       </w:tr>
     </w:tbl>
